--- a/heat_accidents_mortality/output/manuscript/tables.docx
+++ b/heat_accidents_mortality/output/manuscript/tables.docx
@@ -521,6 +521,418 @@
       </w:tr>
     </w:tbl>
     <w:p/>
+    <w:p>
+      <w:pPr>
+        <w:spacing w:before="280"/>
+      </w:pPr>
+      <w:r>
+        <w:rPr>
+          <w:b/>
+        </w:rPr>
+        <w:t xml:space="preserve">Table 4. </w:t>
+      </w:r>
+      <w:r>
+        <w:t>United States same-day rate ratio of crash death for a +9 C anomaly, by road-user type and age band (vulnerability analysis).</w:t>
+      </w:r>
+    </w:p>
+    <w:tbl>
+      <w:tblPr>
+        <w:tblStyle w:val="TableGrid"/>
+        <w:tblW w:type="auto" w:w="0"/>
+        <w:tblLook w:firstColumn="1" w:firstRow="1" w:lastColumn="0" w:lastRow="0" w:noHBand="0" w:noVBand="1" w:val="04A0"/>
+      </w:tblPr>
+      <w:tblGrid>
+        <w:gridCol w:w="2880"/>
+        <w:gridCol w:w="2880"/>
+        <w:gridCol w:w="2880"/>
+      </w:tblGrid>
+      <w:tr>
+        <w:tc>
+          <w:tcPr>
+            <w:tcW w:type="dxa" w:w="2880"/>
+          </w:tcPr>
+          <w:p>
+            <w:r>
+              <w:rPr>
+                <w:b/>
+              </w:rPr>
+              <w:t>Subgroup</w:t>
+            </w:r>
+          </w:p>
+        </w:tc>
+        <w:tc>
+          <w:tcPr>
+            <w:tcW w:type="dxa" w:w="2880"/>
+          </w:tcPr>
+          <w:p>
+            <w:r>
+              <w:rPr>
+                <w:b/>
+              </w:rPr>
+              <w:t>Crash deaths</w:t>
+            </w:r>
+          </w:p>
+        </w:tc>
+        <w:tc>
+          <w:tcPr>
+            <w:tcW w:type="dxa" w:w="2880"/>
+          </w:tcPr>
+          <w:p>
+            <w:r>
+              <w:rPr>
+                <w:b/>
+              </w:rPr>
+              <w:t>Same-day RR (95% CI)</w:t>
+            </w:r>
+          </w:p>
+        </w:tc>
+      </w:tr>
+      <w:tr>
+        <w:tc>
+          <w:tcPr>
+            <w:tcW w:type="dxa" w:w="2880"/>
+          </w:tcPr>
+          <w:p>
+            <w:r>
+              <w:t>Vehicle occupant</w:t>
+            </w:r>
+          </w:p>
+        </w:tc>
+        <w:tc>
+          <w:tcPr>
+            <w:tcW w:type="dxa" w:w="2880"/>
+          </w:tcPr>
+          <w:p>
+            <w:r>
+              <w:t>178,365</w:t>
+            </w:r>
+          </w:p>
+        </w:tc>
+        <w:tc>
+          <w:tcPr>
+            <w:tcW w:type="dxa" w:w="2880"/>
+          </w:tcPr>
+          <w:p>
+            <w:r>
+              <w:t>1.050 (1.016-1.085)</w:t>
+            </w:r>
+          </w:p>
+        </w:tc>
+      </w:tr>
+      <w:tr>
+        <w:tc>
+          <w:tcPr>
+            <w:tcW w:type="dxa" w:w="2880"/>
+          </w:tcPr>
+          <w:p>
+            <w:r>
+              <w:t>Motorcyclist</w:t>
+            </w:r>
+          </w:p>
+        </w:tc>
+        <w:tc>
+          <w:tcPr>
+            <w:tcW w:type="dxa" w:w="2880"/>
+          </w:tcPr>
+          <w:p>
+            <w:r>
+              <w:t>38,248</w:t>
+            </w:r>
+          </w:p>
+        </w:tc>
+        <w:tc>
+          <w:tcPr>
+            <w:tcW w:type="dxa" w:w="2880"/>
+          </w:tcPr>
+          <w:p>
+            <w:r>
+              <w:t>2.141 (2.000-2.292)</w:t>
+            </w:r>
+          </w:p>
+        </w:tc>
+      </w:tr>
+      <w:tr>
+        <w:tc>
+          <w:tcPr>
+            <w:tcW w:type="dxa" w:w="2880"/>
+          </w:tcPr>
+          <w:p>
+            <w:r>
+              <w:t>Pedestrian</w:t>
+            </w:r>
+          </w:p>
+        </w:tc>
+        <w:tc>
+          <w:tcPr>
+            <w:tcW w:type="dxa" w:w="2880"/>
+          </w:tcPr>
+          <w:p>
+            <w:r>
+              <w:t>46,022</w:t>
+            </w:r>
+          </w:p>
+        </w:tc>
+        <w:tc>
+          <w:tcPr>
+            <w:tcW w:type="dxa" w:w="2880"/>
+          </w:tcPr>
+          <w:p>
+            <w:r>
+              <w:t>1.213 (1.145-1.286)</w:t>
+            </w:r>
+          </w:p>
+        </w:tc>
+      </w:tr>
+      <w:tr>
+        <w:tc>
+          <w:tcPr>
+            <w:tcW w:type="dxa" w:w="2880"/>
+          </w:tcPr>
+          <w:p>
+            <w:r>
+              <w:t>Cyclist</w:t>
+            </w:r>
+          </w:p>
+        </w:tc>
+        <w:tc>
+          <w:tcPr>
+            <w:tcW w:type="dxa" w:w="2880"/>
+          </w:tcPr>
+          <w:p>
+            <w:r>
+              <w:t>6,356</w:t>
+            </w:r>
+          </w:p>
+        </w:tc>
+        <w:tc>
+          <w:tcPr>
+            <w:tcW w:type="dxa" w:w="2880"/>
+          </w:tcPr>
+          <w:p>
+            <w:r>
+              <w:t>1.237 (1.032-1.484)</w:t>
+            </w:r>
+          </w:p>
+        </w:tc>
+      </w:tr>
+      <w:tr>
+        <w:tc>
+          <w:tcPr>
+            <w:tcW w:type="dxa" w:w="2880"/>
+          </w:tcPr>
+          <w:p>
+            <w:r>
+              <w:t>Age &lt;25 y</w:t>
+            </w:r>
+          </w:p>
+        </w:tc>
+        <w:tc>
+          <w:tcPr>
+            <w:tcW w:type="dxa" w:w="2880"/>
+          </w:tcPr>
+          <w:p>
+            <w:r>
+              <w:t>54,003</w:t>
+            </w:r>
+          </w:p>
+        </w:tc>
+        <w:tc>
+          <w:tcPr>
+            <w:tcW w:type="dxa" w:w="2880"/>
+          </w:tcPr>
+          <w:p>
+            <w:r>
+              <w:t>1.123 (1.059-1.191)</w:t>
+            </w:r>
+          </w:p>
+        </w:tc>
+      </w:tr>
+      <w:tr>
+        <w:tc>
+          <w:tcPr>
+            <w:tcW w:type="dxa" w:w="2880"/>
+          </w:tcPr>
+          <w:p>
+            <w:r>
+              <w:t>Age 25-64 y</w:t>
+            </w:r>
+          </w:p>
+        </w:tc>
+        <w:tc>
+          <w:tcPr>
+            <w:tcW w:type="dxa" w:w="2880"/>
+          </w:tcPr>
+          <w:p>
+            <w:r>
+              <w:t>166,699</w:t>
+            </w:r>
+          </w:p>
+        </w:tc>
+        <w:tc>
+          <w:tcPr>
+            <w:tcW w:type="dxa" w:w="2880"/>
+          </w:tcPr>
+          <w:p>
+            <w:r>
+              <w:t>1.177 (1.140-1.216)</w:t>
+            </w:r>
+          </w:p>
+        </w:tc>
+      </w:tr>
+      <w:tr>
+        <w:tc>
+          <w:tcPr>
+            <w:tcW w:type="dxa" w:w="2880"/>
+          </w:tcPr>
+          <w:p>
+            <w:r>
+              <w:t>Age 65+ y</w:t>
+            </w:r>
+          </w:p>
+        </w:tc>
+        <w:tc>
+          <w:tcPr>
+            <w:tcW w:type="dxa" w:w="2880"/>
+          </w:tcPr>
+          <w:p>
+            <w:r>
+              <w:t>49,680</w:t>
+            </w:r>
+          </w:p>
+        </w:tc>
+        <w:tc>
+          <w:tcPr>
+            <w:tcW w:type="dxa" w:w="2880"/>
+          </w:tcPr>
+          <w:p>
+            <w:r>
+              <w:t>1.167 (1.104-1.234)</w:t>
+            </w:r>
+          </w:p>
+        </w:tc>
+      </w:tr>
+    </w:tbl>
+    <w:p/>
+    <w:p>
+      <w:pPr>
+        <w:spacing w:before="280"/>
+      </w:pPr>
+      <w:r>
+        <w:rPr>
+          <w:b/>
+        </w:rPr>
+        <w:t xml:space="preserve">Table 5. </w:t>
+      </w:r>
+      <w:r>
+        <w:t>United States projected additional traffic-crash deaths per year under uniform warming (activity held constant); scenario projection, not observed.</w:t>
+      </w:r>
+    </w:p>
+    <w:tbl>
+      <w:tblPr>
+        <w:tblStyle w:val="TableGrid"/>
+        <w:tblW w:type="auto" w:w="0"/>
+        <w:tblLook w:firstColumn="1" w:firstRow="1" w:lastColumn="0" w:lastRow="0" w:noHBand="0" w:noVBand="1" w:val="04A0"/>
+      </w:tblPr>
+      <w:tblGrid>
+        <w:gridCol w:w="4320"/>
+        <w:gridCol w:w="4320"/>
+      </w:tblGrid>
+      <w:tr>
+        <w:tc>
+          <w:tcPr>
+            <w:tcW w:type="dxa" w:w="4320"/>
+          </w:tcPr>
+          <w:p>
+            <w:r>
+              <w:rPr>
+                <w:b/>
+              </w:rPr>
+              <w:t>Warming</w:t>
+            </w:r>
+          </w:p>
+        </w:tc>
+        <w:tc>
+          <w:tcPr>
+            <w:tcW w:type="dxa" w:w="4320"/>
+          </w:tcPr>
+          <w:p>
+            <w:r>
+              <w:rPr>
+                <w:b/>
+              </w:rPr>
+              <w:t>Additional deaths/year (95% CI)</w:t>
+            </w:r>
+          </w:p>
+        </w:tc>
+      </w:tr>
+      <w:tr>
+        <w:tc>
+          <w:tcPr>
+            <w:tcW w:type="dxa" w:w="4320"/>
+          </w:tcPr>
+          <w:p>
+            <w:r>
+              <w:t>+1°C</w:t>
+            </w:r>
+          </w:p>
+        </w:tc>
+        <w:tc>
+          <w:tcPr>
+            <w:tcW w:type="dxa" w:w="4320"/>
+          </w:tcPr>
+          <w:p>
+            <w:r>
+              <w:t>339 (250-428)</w:t>
+            </w:r>
+          </w:p>
+        </w:tc>
+      </w:tr>
+      <w:tr>
+        <w:tc>
+          <w:tcPr>
+            <w:tcW w:type="dxa" w:w="4320"/>
+          </w:tcPr>
+          <w:p>
+            <w:r>
+              <w:t>+2°C</w:t>
+            </w:r>
+          </w:p>
+        </w:tc>
+        <w:tc>
+          <w:tcPr>
+            <w:tcW w:type="dxa" w:w="4320"/>
+          </w:tcPr>
+          <w:p>
+            <w:r>
+              <w:t>661 (459-864)</w:t>
+            </w:r>
+          </w:p>
+        </w:tc>
+      </w:tr>
+      <w:tr>
+        <w:tc>
+          <w:tcPr>
+            <w:tcW w:type="dxa" w:w="4320"/>
+          </w:tcPr>
+          <w:p>
+            <w:r>
+              <w:t>+3°C</w:t>
+            </w:r>
+          </w:p>
+        </w:tc>
+        <w:tc>
+          <w:tcPr>
+            <w:tcW w:type="dxa" w:w="4320"/>
+          </w:tcPr>
+          <w:p>
+            <w:r>
+              <w:t>983 (644-1356)</w:t>
+            </w:r>
+          </w:p>
+        </w:tc>
+      </w:tr>
+    </w:tbl>
+    <w:p/>
     <w:sectPr>
       <w:pgSz w:w="12240" w:h="15840"/>
       <w:pgMar w:top="1440" w:right="1800" w:bottom="1440" w:left="1800" w:header="720" w:footer="720" w:gutter="0"/>

--- a/heat_accidents_mortality/output/manuscript/tables.docx
+++ b/heat_accidents_mortality/output/manuscript/tables.docx
@@ -412,126 +412,6 @@
         <w:t xml:space="preserve">Table 3. </w:t>
       </w:r>
       <w:r>
-        <w:t>United States net heat-attributable crash deaths versus officially recorded direct-heat deaths.</w:t>
-      </w:r>
-    </w:p>
-    <w:tbl>
-      <w:tblPr>
-        <w:tblStyle w:val="TableGrid"/>
-        <w:tblW w:type="auto" w:w="0"/>
-        <w:tblLook w:firstColumn="1" w:firstRow="1" w:lastColumn="0" w:lastRow="0" w:noHBand="0" w:noVBand="1" w:val="04A0"/>
-      </w:tblPr>
-      <w:tblGrid>
-        <w:gridCol w:w="4320"/>
-        <w:gridCol w:w="4320"/>
-      </w:tblGrid>
-      <w:tr>
-        <w:tc>
-          <w:tcPr>
-            <w:tcW w:type="dxa" w:w="4320"/>
-          </w:tcPr>
-          <w:p>
-            <w:r>
-              <w:rPr>
-                <w:b/>
-              </w:rPr>
-              <w:t>Quantity</w:t>
-            </w:r>
-          </w:p>
-        </w:tc>
-        <w:tc>
-          <w:tcPr>
-            <w:tcW w:type="dxa" w:w="4320"/>
-          </w:tcPr>
-          <w:p>
-            <w:r>
-              <w:rPr>
-                <w:b/>
-              </w:rPr>
-              <w:t>Estimate</w:t>
-            </w:r>
-          </w:p>
-        </w:tc>
-      </w:tr>
-      <w:tr>
-        <w:tc>
-          <w:tcPr>
-            <w:tcW w:type="dxa" w:w="4320"/>
-          </w:tcPr>
-          <w:p>
-            <w:r>
-              <w:t>Net heat-attributable crash deaths / year</w:t>
-            </w:r>
-          </w:p>
-        </w:tc>
-        <w:tc>
-          <w:tcPr>
-            <w:tcW w:type="dxa" w:w="4320"/>
-          </w:tcPr>
-          <w:p>
-            <w:r>
-              <w:t>513</w:t>
-            </w:r>
-          </w:p>
-        </w:tc>
-      </w:tr>
-      <w:tr>
-        <w:tc>
-          <w:tcPr>
-            <w:tcW w:type="dxa" w:w="4320"/>
-          </w:tcPr>
-          <w:p>
-            <w:r>
-              <w:t>Attributable fraction (%)</w:t>
-            </w:r>
-          </w:p>
-        </w:tc>
-        <w:tc>
-          <w:tcPr>
-            <w:tcW w:type="dxa" w:w="4320"/>
-          </w:tcPr>
-          <w:p>
-            <w:r>
-              <w:t>1.33</w:t>
-            </w:r>
-          </w:p>
-        </w:tc>
-      </w:tr>
-      <w:tr>
-        <w:tc>
-          <w:tcPr>
-            <w:tcW w:type="dxa" w:w="4320"/>
-          </w:tcPr>
-          <w:p>
-            <w:r>
-              <w:t>Official direct-heat deaths / year (X30, 2016-2020)</w:t>
-            </w:r>
-          </w:p>
-        </w:tc>
-        <w:tc>
-          <w:tcPr>
-            <w:tcW w:type="dxa" w:w="4320"/>
-          </w:tcPr>
-          <w:p>
-            <w:r>
-              <w:t>527</w:t>
-            </w:r>
-          </w:p>
-        </w:tc>
-      </w:tr>
-    </w:tbl>
-    <w:p/>
-    <w:p>
-      <w:pPr>
-        <w:spacing w:before="280"/>
-      </w:pPr>
-      <w:r>
-        <w:rPr>
-          <w:b/>
-        </w:rPr>
-        <w:t xml:space="preserve">Table 4. </w:t>
-      </w:r>
-      <w:r>
         <w:t>United States same-day rate ratio of crash death for a +9 C anomaly, by road-user type and age band (vulnerability analysis).</w:t>
       </w:r>
     </w:p>
@@ -807,6 +687,126 @@
           <w:p>
             <w:r>
               <w:t>1.167 (1.104-1.234)</w:t>
+            </w:r>
+          </w:p>
+        </w:tc>
+      </w:tr>
+    </w:tbl>
+    <w:p/>
+    <w:p>
+      <w:pPr>
+        <w:spacing w:before="280"/>
+      </w:pPr>
+      <w:r>
+        <w:rPr>
+          <w:b/>
+        </w:rPr>
+        <w:t xml:space="preserve">Table 4. </w:t>
+      </w:r>
+      <w:r>
+        <w:t>United States net heat-attributable crash deaths versus officially recorded direct-heat deaths.</w:t>
+      </w:r>
+    </w:p>
+    <w:tbl>
+      <w:tblPr>
+        <w:tblStyle w:val="TableGrid"/>
+        <w:tblW w:type="auto" w:w="0"/>
+        <w:tblLook w:firstColumn="1" w:firstRow="1" w:lastColumn="0" w:lastRow="0" w:noHBand="0" w:noVBand="1" w:val="04A0"/>
+      </w:tblPr>
+      <w:tblGrid>
+        <w:gridCol w:w="4320"/>
+        <w:gridCol w:w="4320"/>
+      </w:tblGrid>
+      <w:tr>
+        <w:tc>
+          <w:tcPr>
+            <w:tcW w:type="dxa" w:w="4320"/>
+          </w:tcPr>
+          <w:p>
+            <w:r>
+              <w:rPr>
+                <w:b/>
+              </w:rPr>
+              <w:t>Quantity</w:t>
+            </w:r>
+          </w:p>
+        </w:tc>
+        <w:tc>
+          <w:tcPr>
+            <w:tcW w:type="dxa" w:w="4320"/>
+          </w:tcPr>
+          <w:p>
+            <w:r>
+              <w:rPr>
+                <w:b/>
+              </w:rPr>
+              <w:t>Estimate</w:t>
+            </w:r>
+          </w:p>
+        </w:tc>
+      </w:tr>
+      <w:tr>
+        <w:tc>
+          <w:tcPr>
+            <w:tcW w:type="dxa" w:w="4320"/>
+          </w:tcPr>
+          <w:p>
+            <w:r>
+              <w:t>Net heat-attributable crash deaths / year</w:t>
+            </w:r>
+          </w:p>
+        </w:tc>
+        <w:tc>
+          <w:tcPr>
+            <w:tcW w:type="dxa" w:w="4320"/>
+          </w:tcPr>
+          <w:p>
+            <w:r>
+              <w:t>513</w:t>
+            </w:r>
+          </w:p>
+        </w:tc>
+      </w:tr>
+      <w:tr>
+        <w:tc>
+          <w:tcPr>
+            <w:tcW w:type="dxa" w:w="4320"/>
+          </w:tcPr>
+          <w:p>
+            <w:r>
+              <w:t>Attributable fraction (%)</w:t>
+            </w:r>
+          </w:p>
+        </w:tc>
+        <w:tc>
+          <w:tcPr>
+            <w:tcW w:type="dxa" w:w="4320"/>
+          </w:tcPr>
+          <w:p>
+            <w:r>
+              <w:t>1.33</w:t>
+            </w:r>
+          </w:p>
+        </w:tc>
+      </w:tr>
+      <w:tr>
+        <w:tc>
+          <w:tcPr>
+            <w:tcW w:type="dxa" w:w="4320"/>
+          </w:tcPr>
+          <w:p>
+            <w:r>
+              <w:t>Official direct-heat deaths / year (X30, 2016-2020)</w:t>
+            </w:r>
+          </w:p>
+        </w:tc>
+        <w:tc>
+          <w:tcPr>
+            <w:tcW w:type="dxa" w:w="4320"/>
+          </w:tcPr>
+          <w:p>
+            <w:r>
+              <w:t>527</w:t>
             </w:r>
           </w:p>
         </w:tc>

--- a/heat_accidents_mortality/output/manuscript/tables.docx
+++ b/heat_accidents_mortality/output/manuscript/tables.docx
@@ -216,7 +216,7 @@
         <w:t xml:space="preserve">Table 2. </w:t>
       </w:r>
       <w:r>
-        <w:t>Rate ratio of traffic-crash deaths for a +9 C temperature anomaly, by lag window.</w:t>
+        <w:t>Rate ratio of traffic-crash deaths for a +9 °C temperature anomaly, by lag window.</w:t>
       </w:r>
     </w:p>
     <w:tbl>
@@ -412,7 +412,7 @@
         <w:t xml:space="preserve">Table 3. </w:t>
       </w:r>
       <w:r>
-        <w:t>United States same-day rate ratio of crash death for a +9 C anomaly, by road-user type and age band (vulnerability analysis).</w:t>
+        <w:t>United States same-day rate ratio of crash death for a +9 °C anomaly, by road-user type and age band (vulnerability analysis).</w:t>
       </w:r>
     </w:p>
     <w:tbl>

--- a/heat_accidents_mortality/output/manuscript/tables.docx
+++ b/heat_accidents_mortality/output/manuscript/tables.docx
@@ -494,7 +494,7 @@
           </w:tcPr>
           <w:p>
             <w:r>
-              <w:t>1.050 (1.016-1.085)</w:t>
+              <w:t>1.050 (1.016-1.084)</w:t>
             </w:r>
           </w:p>
         </w:tc>
@@ -526,7 +526,7 @@
           </w:tcPr>
           <w:p>
             <w:r>
-              <w:t>2.141 (2.000-2.292)</w:t>
+              <w:t>2.141 (2.000-2.293)</w:t>
             </w:r>
           </w:p>
         </w:tc>
@@ -558,7 +558,7 @@
           </w:tcPr>
           <w:p>
             <w:r>
-              <w:t>1.213 (1.145-1.286)</w:t>
+              <w:t>1.214 (1.145-1.286)</w:t>
             </w:r>
           </w:p>
         </w:tc>
@@ -654,7 +654,7 @@
           </w:tcPr>
           <w:p>
             <w:r>
-              <w:t>1.177 (1.140-1.216)</w:t>
+              <w:t>1.177 (1.139-1.216)</w:t>
             </w:r>
           </w:p>
         </w:tc>
@@ -904,7 +904,7 @@
           </w:tcPr>
           <w:p>
             <w:r>
-              <w:t>661 (459-864)</w:t>
+              <w:t>662 (459-864)</w:t>
             </w:r>
           </w:p>
         </w:tc>
@@ -926,7 +926,7 @@
           </w:tcPr>
           <w:p>
             <w:r>
-              <w:t>983 (644-1356)</w:t>
+              <w:t>984 (644-1357)</w:t>
             </w:r>
           </w:p>
         </w:tc>
